--- a/UniMarket_MUT_Documentation.docx
+++ b/UniMarket_MUT_Documentation.docx
@@ -135,12 +135,6 @@
         <w:gridCol w:w="4500"/>
       </w:tblGrid>
       <w:tr>
-        <w:tblPrEx>
-          <w:tblCellMar>
-            <w:top w:w="0" w:type="dxa"/>
-            <w:bottom w:w="0" w:type="dxa"/>
-          </w:tblCellMar>
-        </w:tblPrEx>
         <w:trPr>
           <w:jc w:val="center"/>
         </w:trPr>
@@ -203,12 +197,6 @@
         </w:tc>
       </w:tr>
       <w:tr>
-        <w:tblPrEx>
-          <w:tblCellMar>
-            <w:top w:w="0" w:type="dxa"/>
-            <w:bottom w:w="0" w:type="dxa"/>
-          </w:tblCellMar>
-        </w:tblPrEx>
         <w:trPr>
           <w:jc w:val="center"/>
         </w:trPr>
@@ -271,12 +259,6 @@
         </w:tc>
       </w:tr>
       <w:tr>
-        <w:tblPrEx>
-          <w:tblCellMar>
-            <w:top w:w="0" w:type="dxa"/>
-            <w:bottom w:w="0" w:type="dxa"/>
-          </w:tblCellMar>
-        </w:tblPrEx>
         <w:trPr>
           <w:jc w:val="center"/>
         </w:trPr>
@@ -339,12 +321,6 @@
         </w:tc>
       </w:tr>
       <w:tr>
-        <w:tblPrEx>
-          <w:tblCellMar>
-            <w:top w:w="0" w:type="dxa"/>
-            <w:bottom w:w="0" w:type="dxa"/>
-          </w:tblCellMar>
-        </w:tblPrEx>
         <w:trPr>
           <w:jc w:val="center"/>
         </w:trPr>
@@ -407,12 +383,6 @@
         </w:tc>
       </w:tr>
       <w:tr>
-        <w:tblPrEx>
-          <w:tblCellMar>
-            <w:top w:w="0" w:type="dxa"/>
-            <w:bottom w:w="0" w:type="dxa"/>
-          </w:tblCellMar>
-        </w:tblPrEx>
         <w:trPr>
           <w:jc w:val="center"/>
         </w:trPr>
@@ -475,12 +445,6 @@
         </w:tc>
       </w:tr>
       <w:tr>
-        <w:tblPrEx>
-          <w:tblCellMar>
-            <w:top w:w="0" w:type="dxa"/>
-            <w:bottom w:w="0" w:type="dxa"/>
-          </w:tblCellMar>
-        </w:tblPrEx>
         <w:trPr>
           <w:jc w:val="center"/>
         </w:trPr>
@@ -741,7 +705,13 @@
         <w:spacing w:after="200"/>
       </w:pPr>
       <w:r>
-        <w:t xml:space="preserve">Mangosuthu University of Technology (MUT) is home to thousands of students who, throughout their academic journey, regularly need to acquire and dispose of items such as laptops, textbooks, calculators, furniture, and clothing. At the same time, graduating students or those changing </w:t>
+        <w:t>Mangosuthu University of Technology (MUT) is home to thousands of students who, throughout their academic journey, regularly need to acquire and dispose of items such as laptops, textbooks, calculators</w:t>
+      </w:r>
+      <w:r>
+        <w:t xml:space="preserve"> </w:t>
+      </w:r>
+      <w:r>
+        <w:t xml:space="preserve">and clothing. At the same time, graduating students or those changing </w:t>
       </w:r>
       <w:proofErr w:type="gramStart"/>
       <w:r>
@@ -1221,12 +1191,6 @@
         <w:gridCol w:w="6560"/>
       </w:tblGrid>
       <w:tr>
-        <w:tblPrEx>
-          <w:tblCellMar>
-            <w:top w:w="0" w:type="dxa"/>
-            <w:bottom w:w="0" w:type="dxa"/>
-          </w:tblCellMar>
-        </w:tblPrEx>
         <w:tc>
           <w:tcPr>
             <w:tcW w:w="2800" w:type="dxa"/>
@@ -1289,12 +1253,6 @@
         </w:tc>
       </w:tr>
       <w:tr>
-        <w:tblPrEx>
-          <w:tblCellMar>
-            <w:top w:w="0" w:type="dxa"/>
-            <w:bottom w:w="0" w:type="dxa"/>
-          </w:tblCellMar>
-        </w:tblPrEx>
         <w:tc>
           <w:tcPr>
             <w:tcW w:w="2800" w:type="dxa"/>
@@ -1353,12 +1311,6 @@
         </w:tc>
       </w:tr>
       <w:tr>
-        <w:tblPrEx>
-          <w:tblCellMar>
-            <w:top w:w="0" w:type="dxa"/>
-            <w:bottom w:w="0" w:type="dxa"/>
-          </w:tblCellMar>
-        </w:tblPrEx>
         <w:tc>
           <w:tcPr>
             <w:tcW w:w="2800" w:type="dxa"/>
@@ -1433,12 +1385,6 @@
         </w:tc>
       </w:tr>
       <w:tr>
-        <w:tblPrEx>
-          <w:tblCellMar>
-            <w:top w:w="0" w:type="dxa"/>
-            <w:bottom w:w="0" w:type="dxa"/>
-          </w:tblCellMar>
-        </w:tblPrEx>
         <w:tc>
           <w:tcPr>
             <w:tcW w:w="2800" w:type="dxa"/>
@@ -1647,10 +1593,7 @@
         <w:spacing w:after="100"/>
       </w:pPr>
       <w:r>
-        <w:t>Organized</w:t>
-      </w:r>
-      <w:r>
-        <w:t xml:space="preserve"> into route modules: auth, listings, messages, reviews, users, chatbot</w:t>
+        <w:t>Organized into route modules: auth, listings, messages, reviews, users, chatbot</w:t>
       </w:r>
     </w:p>
     <w:p>
@@ -1888,12 +1831,6 @@
         <w:gridCol w:w="4760"/>
       </w:tblGrid>
       <w:tr>
-        <w:tblPrEx>
-          <w:tblCellMar>
-            <w:top w:w="0" w:type="dxa"/>
-            <w:bottom w:w="0" w:type="dxa"/>
-          </w:tblCellMar>
-        </w:tblPrEx>
         <w:tc>
           <w:tcPr>
             <w:tcW w:w="2300" w:type="dxa"/>
@@ -1986,12 +1923,6 @@
         </w:tc>
       </w:tr>
       <w:tr>
-        <w:tblPrEx>
-          <w:tblCellMar>
-            <w:top w:w="0" w:type="dxa"/>
-            <w:bottom w:w="0" w:type="dxa"/>
-          </w:tblCellMar>
-        </w:tblPrEx>
         <w:tc>
           <w:tcPr>
             <w:tcW w:w="2300" w:type="dxa"/>
@@ -2077,12 +2008,6 @@
         </w:tc>
       </w:tr>
       <w:tr>
-        <w:tblPrEx>
-          <w:tblCellMar>
-            <w:top w:w="0" w:type="dxa"/>
-            <w:bottom w:w="0" w:type="dxa"/>
-          </w:tblCellMar>
-        </w:tblPrEx>
         <w:tc>
           <w:tcPr>
             <w:tcW w:w="2300" w:type="dxa"/>
@@ -2168,12 +2093,6 @@
         </w:tc>
       </w:tr>
       <w:tr>
-        <w:tblPrEx>
-          <w:tblCellMar>
-            <w:top w:w="0" w:type="dxa"/>
-            <w:bottom w:w="0" w:type="dxa"/>
-          </w:tblCellMar>
-        </w:tblPrEx>
         <w:tc>
           <w:tcPr>
             <w:tcW w:w="2300" w:type="dxa"/>
@@ -2259,12 +2178,6 @@
         </w:tc>
       </w:tr>
       <w:tr>
-        <w:tblPrEx>
-          <w:tblCellMar>
-            <w:top w:w="0" w:type="dxa"/>
-            <w:bottom w:w="0" w:type="dxa"/>
-          </w:tblCellMar>
-        </w:tblPrEx>
         <w:tc>
           <w:tcPr>
             <w:tcW w:w="2300" w:type="dxa"/>
@@ -2350,12 +2263,6 @@
         </w:tc>
       </w:tr>
       <w:tr>
-        <w:tblPrEx>
-          <w:tblCellMar>
-            <w:top w:w="0" w:type="dxa"/>
-            <w:bottom w:w="0" w:type="dxa"/>
-          </w:tblCellMar>
-        </w:tblPrEx>
         <w:tc>
           <w:tcPr>
             <w:tcW w:w="2300" w:type="dxa"/>
@@ -2450,12 +2357,6 @@
         </w:tc>
       </w:tr>
       <w:tr>
-        <w:tblPrEx>
-          <w:tblCellMar>
-            <w:top w:w="0" w:type="dxa"/>
-            <w:bottom w:w="0" w:type="dxa"/>
-          </w:tblCellMar>
-        </w:tblPrEx>
         <w:tc>
           <w:tcPr>
             <w:tcW w:w="2300" w:type="dxa"/>
@@ -2541,12 +2442,6 @@
         </w:tc>
       </w:tr>
       <w:tr>
-        <w:tblPrEx>
-          <w:tblCellMar>
-            <w:top w:w="0" w:type="dxa"/>
-            <w:bottom w:w="0" w:type="dxa"/>
-          </w:tblCellMar>
-        </w:tblPrEx>
         <w:tc>
           <w:tcPr>
             <w:tcW w:w="2300" w:type="dxa"/>
@@ -5770,10 +5665,7 @@
         <w:spacing w:after="100"/>
       </w:pPr>
       <w:r>
-        <w:t>Monetization</w:t>
-      </w:r>
-      <w:r>
-        <w:t xml:space="preserve">: A freemium model could offer free basic listings with paid 'featured listing' placement, or a small commission on high-value transactions (e.g. laptops), </w:t>
+        <w:t xml:space="preserve">Monetization: A freemium model could offer free basic listings with paid 'featured listing' placement, or a small commission on high-value transactions (e.g. laptops), </w:t>
       </w:r>
       <w:proofErr w:type="gramStart"/>
       <w:r>
@@ -5883,12 +5775,6 @@
         <w:gridCol w:w="2600"/>
       </w:tblGrid>
       <w:tr>
-        <w:tblPrEx>
-          <w:tblCellMar>
-            <w:top w:w="0" w:type="dxa"/>
-            <w:bottom w:w="0" w:type="dxa"/>
-          </w:tblCellMar>
-        </w:tblPrEx>
         <w:tc>
           <w:tcPr>
             <w:tcW w:w="3600" w:type="dxa"/>
@@ -5981,12 +5867,6 @@
         </w:tc>
       </w:tr>
       <w:tr>
-        <w:tblPrEx>
-          <w:tblCellMar>
-            <w:top w:w="0" w:type="dxa"/>
-            <w:bottom w:w="0" w:type="dxa"/>
-          </w:tblCellMar>
-        </w:tblPrEx>
         <w:tc>
           <w:tcPr>
             <w:tcW w:w="3600" w:type="dxa"/>
@@ -6070,12 +5950,6 @@
         </w:tc>
       </w:tr>
       <w:tr>
-        <w:tblPrEx>
-          <w:tblCellMar>
-            <w:top w:w="0" w:type="dxa"/>
-            <w:bottom w:w="0" w:type="dxa"/>
-          </w:tblCellMar>
-        </w:tblPrEx>
         <w:tc>
           <w:tcPr>
             <w:tcW w:w="3600" w:type="dxa"/>
@@ -6159,12 +6033,6 @@
         </w:tc>
       </w:tr>
       <w:tr>
-        <w:tblPrEx>
-          <w:tblCellMar>
-            <w:top w:w="0" w:type="dxa"/>
-            <w:bottom w:w="0" w:type="dxa"/>
-          </w:tblCellMar>
-        </w:tblPrEx>
         <w:tc>
           <w:tcPr>
             <w:tcW w:w="3600" w:type="dxa"/>
@@ -6248,12 +6116,6 @@
         </w:tc>
       </w:tr>
       <w:tr>
-        <w:tblPrEx>
-          <w:tblCellMar>
-            <w:top w:w="0" w:type="dxa"/>
-            <w:bottom w:w="0" w:type="dxa"/>
-          </w:tblCellMar>
-        </w:tblPrEx>
         <w:tc>
           <w:tcPr>
             <w:tcW w:w="3600" w:type="dxa"/>
@@ -6337,12 +6199,6 @@
         </w:tc>
       </w:tr>
       <w:tr>
-        <w:tblPrEx>
-          <w:tblCellMar>
-            <w:top w:w="0" w:type="dxa"/>
-            <w:bottom w:w="0" w:type="dxa"/>
-          </w:tblCellMar>
-        </w:tblPrEx>
         <w:tc>
           <w:tcPr>
             <w:tcW w:w="3600" w:type="dxa"/>
@@ -6426,12 +6282,6 @@
         </w:tc>
       </w:tr>
       <w:tr>
-        <w:tblPrEx>
-          <w:tblCellMar>
-            <w:top w:w="0" w:type="dxa"/>
-            <w:bottom w:w="0" w:type="dxa"/>
-          </w:tblCellMar>
-        </w:tblPrEx>
         <w:tc>
           <w:tcPr>
             <w:tcW w:w="3600" w:type="dxa"/>
@@ -6515,12 +6365,6 @@
         </w:tc>
       </w:tr>
       <w:tr>
-        <w:tblPrEx>
-          <w:tblCellMar>
-            <w:top w:w="0" w:type="dxa"/>
-            <w:bottom w:w="0" w:type="dxa"/>
-          </w:tblCellMar>
-        </w:tblPrEx>
         <w:tc>
           <w:tcPr>
             <w:tcW w:w="3600" w:type="dxa"/>
@@ -6604,12 +6448,6 @@
         </w:tc>
       </w:tr>
       <w:tr>
-        <w:tblPrEx>
-          <w:tblCellMar>
-            <w:top w:w="0" w:type="dxa"/>
-            <w:bottom w:w="0" w:type="dxa"/>
-          </w:tblCellMar>
-        </w:tblPrEx>
         <w:tc>
           <w:tcPr>
             <w:tcW w:w="3600" w:type="dxa"/>
@@ -6693,12 +6531,6 @@
         </w:tc>
       </w:tr>
       <w:tr>
-        <w:tblPrEx>
-          <w:tblCellMar>
-            <w:top w:w="0" w:type="dxa"/>
-            <w:bottom w:w="0" w:type="dxa"/>
-          </w:tblCellMar>
-        </w:tblPrEx>
         <w:tc>
           <w:tcPr>
             <w:tcW w:w="3600" w:type="dxa"/>
@@ -6782,12 +6614,6 @@
         </w:tc>
       </w:tr>
       <w:tr>
-        <w:tblPrEx>
-          <w:tblCellMar>
-            <w:top w:w="0" w:type="dxa"/>
-            <w:bottom w:w="0" w:type="dxa"/>
-          </w:tblCellMar>
-        </w:tblPrEx>
         <w:tc>
           <w:tcPr>
             <w:tcW w:w="3600" w:type="dxa"/>
@@ -7855,6 +7681,7 @@
   <w:style w:type="table" w:default="1" w:styleId="TableNormal">
     <w:name w:val="Normal Table"/>
     <w:uiPriority w:val="99"/>
+    <w:semiHidden/>
     <w:unhideWhenUsed/>
     <w:tblPr>
       <w:tblInd w:w="0" w:type="dxa"/>
